--- a/KYA101/FormulaSheetv1.3KYA101.docx
+++ b/KYA101/FormulaSheetv1.3KYA101.docx
@@ -1,6 +1,6 @@
 
 <file path=word/document.xml><?xml version="1.0" encoding="utf-8"?>
-<w:document xmlns:wpc="http://schemas.microsoft.com/office/word/2010/wordprocessingCanvas" xmlns:cx="http://schemas.microsoft.com/office/drawing/2014/chartex" xmlns:cx1="http://schemas.microsoft.com/office/drawing/2015/9/8/chartex" xmlns:cx2="http://schemas.microsoft.com/office/drawing/2015/10/21/chartex" xmlns:cx3="http://schemas.microsoft.com/office/drawing/2016/5/9/chartex" xmlns:cx4="http://schemas.microsoft.com/office/drawing/2016/5/10/chartex" xmlns:cx5="http://schemas.microsoft.com/office/drawing/2016/5/11/chartex" xmlns:cx6="http://schemas.microsoft.com/office/drawing/2016/5/12/chartex" xmlns:cx7="http://schemas.microsoft.com/office/drawing/2016/5/13/chartex" xmlns:cx8="http://schemas.microsoft.com/office/drawing/2016/5/14/chartex" xmlns:mc="http://schemas.openxmlformats.org/markup-compatibility/2006" xmlns:aink="http://schemas.microsoft.com/office/drawing/2016/ink" xmlns:am3d="http://schemas.microsoft.com/office/drawing/2017/model3d" xmlns:o="urn:schemas-microsoft-com:office:office" xmlns:oel="http://schemas.microsoft.com/office/2019/extlst" xmlns:r="http://schemas.openxmlformats.org/officeDocument/2006/relationships" xmlns:m="http://schemas.openxmlformats.org/officeDocument/2006/math" xmlns:v="urn:schemas-microsoft-com:vml" xmlns:wp14="http://schemas.microsoft.com/office/word/2010/wordprocessingDrawing" xmlns:wp="http://schemas.openxmlformats.org/drawingml/2006/wordprocessingDrawing" xmlns:w10="urn:schemas-microsoft-com:office:word" xmlns:w="http://schemas.openxmlformats.org/wordprocessingml/2006/main" xmlns:w14="http://schemas.microsoft.com/office/word/2010/wordml" xmlns:w15="http://schemas.microsoft.com/office/word/2012/wordml" xmlns:w16cex="http://schemas.microsoft.com/office/word/2018/wordml/cex" xmlns:w16cid="http://schemas.microsoft.com/office/word/2016/wordml/cid" xmlns:w16="http://schemas.microsoft.com/office/word/2018/wordml" xmlns:w16sdtdh="http://schemas.microsoft.com/office/word/2020/wordml/sdtdatahash" xmlns:w16se="http://schemas.microsoft.com/office/word/2015/wordml/symex" xmlns:wpg="http://schemas.microsoft.com/office/word/2010/wordprocessingGroup" xmlns:wpi="http://schemas.microsoft.com/office/word/2010/wordprocessingInk" xmlns:wne="http://schemas.microsoft.com/office/word/2006/wordml" xmlns:wps="http://schemas.microsoft.com/office/word/2010/wordprocessingShape" mc:Ignorable="w14 w15 w16se w16cid w16 w16cex w16sdtdh wp14">
+<w:document xmlns:wpc="http://schemas.microsoft.com/office/word/2010/wordprocessingCanvas" xmlns:cx="http://schemas.microsoft.com/office/drawing/2014/chartex" xmlns:cx1="http://schemas.microsoft.com/office/drawing/2015/9/8/chartex" xmlns:cx2="http://schemas.microsoft.com/office/drawing/2015/10/21/chartex" xmlns:cx3="http://schemas.microsoft.com/office/drawing/2016/5/9/chartex" xmlns:cx4="http://schemas.microsoft.com/office/drawing/2016/5/10/chartex" xmlns:cx5="http://schemas.microsoft.com/office/drawing/2016/5/11/chartex" xmlns:cx6="http://schemas.microsoft.com/office/drawing/2016/5/12/chartex" xmlns:cx7="http://schemas.microsoft.com/office/drawing/2016/5/13/chartex" xmlns:cx8="http://schemas.microsoft.com/office/drawing/2016/5/14/chartex" xmlns:mc="http://schemas.openxmlformats.org/markup-compatibility/2006" xmlns:m="http://schemas.openxmlformats.org/officeDocument/2006/math" xmlns:aink="http://schemas.microsoft.com/office/drawing/2016/ink" xmlns:am3d="http://schemas.microsoft.com/office/drawing/2017/model3d" xmlns:oel="http://schemas.microsoft.com/office/2019/extlst" xmlns:r="http://schemas.openxmlformats.org/officeDocument/2006/relationships" xmlns:wp14="http://schemas.microsoft.com/office/word/2010/wordprocessingDrawing" xmlns:wp="http://schemas.openxmlformats.org/drawingml/2006/wordprocessingDrawing" xmlns:wpg="http://schemas.microsoft.com/office/word/2010/wordprocessingGroup" xmlns:wpi="http://schemas.microsoft.com/office/word/2010/wordprocessingInk" xmlns:wps="http://schemas.microsoft.com/office/word/2010/wordprocessingShape" xmlns:o="urn:schemas-microsoft-com:office:office" xmlns:v="urn:schemas-microsoft-com:vml" xmlns:w10="urn:schemas-microsoft-com:office:word" xmlns:w="http://schemas.openxmlformats.org/wordprocessingml/2006/main" xmlns:w14="http://schemas.microsoft.com/office/word/2010/wordml" xmlns:w15="http://schemas.microsoft.com/office/word/2012/wordml" xmlns:w16cei="http://schemas.microsoft.com/office/word/2026/wordml/cei" xmlns:w16cex="http://schemas.microsoft.com/office/word/2018/wordml/cex" xmlns:w16cid="http://schemas.microsoft.com/office/word/2016/wordml/cid" xmlns:w16="http://schemas.microsoft.com/office/word/2018/wordml" xmlns:w16sdtdh="http://schemas.microsoft.com/office/word/2020/wordml/sdtdatahash" xmlns:w16sdtfl="http://schemas.microsoft.com/office/word/2024/wordml/sdtformatlock" xmlns:w16se="http://schemas.microsoft.com/office/word/2015/wordml/symex" xmlns:w16du="http://schemas.microsoft.com/office/word/2023/wordml/word16du" xmlns:wne="http://schemas.microsoft.com/office/word/2006/wordml" mc:Ignorable="w14 w15 w16se w16cid w16 w16cex w16sdtdh w16sdtfl w16du wp14">
   <w:body>
     <w:tbl>
       <w:tblPr>
@@ -5143,15 +5143,7 @@
                     <w:sz w:val="20"/>
                     <w:szCs w:val="20"/>
                   </w:rPr>
-                  <m:t>,</m:t>
-                </m:r>
-                <m:r>
-                  <w:rPr>
-                    <w:rFonts w:ascii="Cambria Math" w:eastAsiaTheme="minorEastAsia" w:hAnsi="Cambria Math"/>
-                    <w:sz w:val="20"/>
-                    <w:szCs w:val="20"/>
-                  </w:rPr>
-                  <m:t xml:space="preserve">  </m:t>
+                  <m:t xml:space="preserve">,  </m:t>
                 </m:r>
                 <m:sSub>
                   <m:sSubPr>
@@ -6244,15 +6236,7 @@
                     <w:sz w:val="20"/>
                     <w:szCs w:val="20"/>
                   </w:rPr>
-                  <m:t>=rmv</m:t>
-                </m:r>
-                <m:r>
-                  <w:rPr>
-                    <w:rFonts w:ascii="Cambria Math" w:eastAsia="Times New Roman" w:hAnsi="Cambria Math" w:cs="Times New Roman"/>
-                    <w:sz w:val="20"/>
-                    <w:szCs w:val="20"/>
-                  </w:rPr>
-                  <m:t>=I</m:t>
+                  <m:t>=rmv=I</m:t>
                 </m:r>
                 <m:acc>
                   <m:accPr>
@@ -7561,15 +7545,7 @@
                     <w:sz w:val="20"/>
                     <w:szCs w:val="20"/>
                   </w:rPr>
-                  <m:t>,</m:t>
-                </m:r>
-                <m:r>
-                  <w:rPr>
-                    <w:rFonts w:ascii="Cambria Math" w:eastAsiaTheme="minorEastAsia" w:hAnsi="Cambria Math"/>
-                    <w:sz w:val="20"/>
-                    <w:szCs w:val="20"/>
-                  </w:rPr>
-                  <m:t>Point mass:I=M</m:t>
+                  <m:t>,Point mass:I=M</m:t>
                 </m:r>
                 <m:sSup>
                   <m:sSupPr>
@@ -7843,23 +7819,7 @@
                   <w:sz w:val="20"/>
                   <w:szCs w:val="20"/>
                 </w:rPr>
-                <m:t>Cyl</m:t>
-              </m:r>
-              <m:r>
-                <w:rPr>
-                  <w:rFonts w:ascii="Cambria Math" w:eastAsiaTheme="minorEastAsia" w:hAnsi="Cambria Math"/>
-                  <w:sz w:val="20"/>
-                  <w:szCs w:val="20"/>
-                </w:rPr>
-                <m:t>inder</m:t>
-              </m:r>
-              <m:r>
-                <w:rPr>
-                  <w:rFonts w:ascii="Cambria Math" w:eastAsiaTheme="minorEastAsia" w:hAnsi="Cambria Math"/>
-                  <w:sz w:val="20"/>
-                  <w:szCs w:val="20"/>
-                </w:rPr>
-                <m:t>:I=</m:t>
+                <m:t>Cylinder:I=</m:t>
               </m:r>
               <m:f>
                 <m:fPr>
@@ -8737,31 +8697,7 @@
                     <w:sz w:val="20"/>
                     <w:szCs w:val="20"/>
                   </w:rPr>
-                  <m:t>,</m:t>
-                </m:r>
-                <m:r>
-                  <w:rPr>
-                    <w:rFonts w:ascii="Cambria Math" w:eastAsiaTheme="minorEastAsia" w:hAnsi="Cambria Math"/>
-                    <w:sz w:val="20"/>
-                    <w:szCs w:val="20"/>
-                  </w:rPr>
-                  <m:t>Q=CdT</m:t>
-                </m:r>
-                <m:r>
-                  <w:rPr>
-                    <w:rFonts w:ascii="Cambria Math" w:eastAsiaTheme="minorEastAsia" w:hAnsi="Cambria Math"/>
-                    <w:sz w:val="20"/>
-                    <w:szCs w:val="20"/>
-                  </w:rPr>
-                  <m:t>,</m:t>
-                </m:r>
-                <m:r>
-                  <w:rPr>
-                    <w:rFonts w:ascii="Cambria Math" w:eastAsiaTheme="minorEastAsia" w:hAnsi="Cambria Math"/>
-                    <w:sz w:val="20"/>
-                    <w:szCs w:val="20"/>
-                  </w:rPr>
-                  <m:t>c=</m:t>
+                  <m:t>,Q=CdT,c=</m:t>
                 </m:r>
                 <m:f>
                   <m:fPr>
@@ -8873,15 +8809,7 @@
                     <w:sz w:val="20"/>
                     <w:szCs w:val="20"/>
                   </w:rPr>
-                  <m:t xml:space="preserve"> </m:t>
-                </m:r>
-                <m:r>
-                  <w:rPr>
-                    <w:rFonts w:ascii="Cambria Math" w:eastAsiaTheme="minorEastAsia" w:hAnsi="Cambria Math"/>
-                    <w:sz w:val="20"/>
-                    <w:szCs w:val="20"/>
-                  </w:rPr>
-                  <m:t>,</m:t>
+                  <m:t xml:space="preserve"> ,</m:t>
                 </m:r>
               </m:oMath>
             </m:oMathPara>
@@ -8982,15 +8910,7 @@
                     <w:sz w:val="20"/>
                     <w:szCs w:val="20"/>
                   </w:rPr>
-                  <m:t>,</m:t>
-                </m:r>
-                <m:r>
-                  <w:rPr>
-                    <w:rFonts w:ascii="Cambria Math" w:eastAsiaTheme="minorEastAsia" w:hAnsi="Cambria Math"/>
-                    <w:sz w:val="20"/>
-                    <w:szCs w:val="20"/>
-                  </w:rPr>
-                  <m:t>β=</m:t>
+                  <m:t>,β=</m:t>
                 </m:r>
                 <m:f>
                   <m:fPr>
@@ -9060,23 +8980,7 @@
                     <w:sz w:val="20"/>
                     <w:szCs w:val="20"/>
                   </w:rPr>
-                  <m:t>=3α</m:t>
-                </m:r>
-                <m:r>
-                  <w:rPr>
-                    <w:rFonts w:ascii="Cambria Math" w:eastAsiaTheme="minorEastAsia" w:hAnsi="Cambria Math"/>
-                    <w:sz w:val="20"/>
-                    <w:szCs w:val="20"/>
-                  </w:rPr>
-                  <m:t>,</m:t>
-                </m:r>
-                <m:r>
-                  <w:rPr>
-                    <w:rFonts w:ascii="Cambria Math" w:eastAsiaTheme="minorEastAsia" w:hAnsi="Cambria Math"/>
-                    <w:sz w:val="20"/>
-                    <w:szCs w:val="20"/>
-                  </w:rPr>
-                  <m:t>Q=±mL</m:t>
+                  <m:t>=3α,Q=±mL</m:t>
                 </m:r>
               </m:oMath>
             </m:oMathPara>
@@ -9142,15 +9046,7 @@
                     <w:sz w:val="20"/>
                     <w:szCs w:val="20"/>
                   </w:rPr>
-                  <m:t>,</m:t>
-                </m:r>
-                <m:r>
-                  <w:rPr>
-                    <w:rFonts w:ascii="Cambria Math" w:eastAsiaTheme="minorEastAsia" w:hAnsi="Cambria Math"/>
-                    <w:sz w:val="20"/>
-                    <w:szCs w:val="20"/>
-                  </w:rPr>
-                  <m:t>p=</m:t>
+                  <m:t>,p=</m:t>
                 </m:r>
                 <m:f>
                   <m:fPr>
@@ -9279,23 +9175,7 @@
                     <w:sz w:val="20"/>
                     <w:szCs w:val="20"/>
                   </w:rPr>
-                  <m:t xml:space="preserve"> </m:t>
-                </m:r>
-                <m:r>
-                  <w:rPr>
-                    <w:rFonts w:ascii="Cambria Math" w:eastAsiaTheme="minorEastAsia" w:hAnsi="Cambria Math"/>
-                    <w:sz w:val="20"/>
-                    <w:szCs w:val="20"/>
-                  </w:rPr>
-                  <m:t>,</m:t>
-                </m:r>
-                <m:r>
-                  <w:rPr>
-                    <w:rFonts w:ascii="Cambria Math" w:eastAsiaTheme="minorEastAsia" w:hAnsi="Cambria Math"/>
-                    <w:sz w:val="20"/>
-                    <w:szCs w:val="20"/>
-                  </w:rPr>
-                  <m:t>G=</m:t>
+                  <m:t xml:space="preserve"> ,G=</m:t>
                 </m:r>
                 <m:f>
                   <m:fPr>
@@ -13479,15 +13359,7 @@
                     <w:sz w:val="20"/>
                     <w:szCs w:val="20"/>
                   </w:rPr>
-                  <m:t>,</m:t>
-                </m:r>
-                <m:r>
-                  <w:rPr>
-                    <w:rFonts w:ascii="Cambria Math" w:eastAsiaTheme="minorEastAsia" w:hAnsi="Cambria Math"/>
-                    <w:sz w:val="20"/>
-                    <w:szCs w:val="20"/>
-                  </w:rPr>
-                  <m:t>Re=</m:t>
+                  <m:t>,Re=</m:t>
                 </m:r>
                 <m:f>
                   <m:fPr>
@@ -14100,23 +13972,7 @@
                     <w:sz w:val="20"/>
                     <w:szCs w:val="20"/>
                   </w:rPr>
-                  <m:t>=</m:t>
-                </m:r>
-                <m:r>
-                  <w:rPr>
-                    <w:rFonts w:ascii="Cambria Math" w:hAnsi="Cambria Math"/>
-                    <w:sz w:val="20"/>
-                    <w:szCs w:val="20"/>
-                  </w:rPr>
-                  <m:t>-</m:t>
-                </m:r>
-                <m:r>
-                  <w:rPr>
-                    <w:rFonts w:ascii="Cambria Math" w:hAnsi="Cambria Math"/>
-                    <w:sz w:val="20"/>
-                    <w:szCs w:val="20"/>
-                  </w:rPr>
-                  <m:t>A</m:t>
+                  <m:t>=-A</m:t>
                 </m:r>
                 <m:sSub>
                   <m:sSubPr>
@@ -14156,15 +14012,7 @@
                     <w:sz w:val="20"/>
                     <w:szCs w:val="20"/>
                   </w:rPr>
-                  <m:t>Sin</m:t>
-                </m:r>
-                <m:r>
-                  <w:rPr>
-                    <w:rFonts w:ascii="Cambria Math" w:hAnsi="Cambria Math"/>
-                    <w:sz w:val="20"/>
-                    <w:szCs w:val="20"/>
-                  </w:rPr>
-                  <m:t>(</m:t>
+                  <m:t>Sin(</m:t>
                 </m:r>
                 <m:sSub>
                   <m:sSubPr>
@@ -14286,15 +14134,7 @@
                     <w:sz w:val="20"/>
                     <w:szCs w:val="20"/>
                   </w:rPr>
-                  <m:t>=</m:t>
-                </m:r>
-                <m:r>
-                  <w:rPr>
-                    <w:rFonts w:ascii="Cambria Math" w:hAnsi="Cambria Math"/>
-                    <w:sz w:val="20"/>
-                    <w:szCs w:val="20"/>
-                  </w:rPr>
-                  <m:t>2π</m:t>
+                  <m:t>=2π</m:t>
                 </m:r>
                 <m:rad>
                   <m:radPr>
@@ -14350,15 +14190,7 @@
                     <w:sz w:val="20"/>
                     <w:szCs w:val="20"/>
                   </w:rPr>
-                  <m:t>=</m:t>
-                </m:r>
-                <m:r>
-                  <w:rPr>
-                    <w:rFonts w:ascii="Cambria Math" w:hAnsi="Cambria Math"/>
-                    <w:sz w:val="20"/>
-                    <w:szCs w:val="20"/>
-                  </w:rPr>
-                  <m:t>2π</m:t>
+                  <m:t>=2π</m:t>
                 </m:r>
                 <m:rad>
                   <m:radPr>
@@ -14392,15 +14224,7 @@
                             <w:sz w:val="20"/>
                             <w:szCs w:val="20"/>
                           </w:rPr>
-                          <m:t>m</m:t>
-                        </m:r>
-                        <m:r>
-                          <w:rPr>
-                            <w:rFonts w:ascii="Cambria Math" w:hAnsi="Cambria Math"/>
-                            <w:sz w:val="20"/>
-                            <w:szCs w:val="20"/>
-                          </w:rPr>
-                          <m:t>gh</m:t>
+                          <m:t>mgh</m:t>
                         </m:r>
                       </m:num>
                       <m:den>
@@ -14422,15 +14246,7 @@
                     <w:sz w:val="20"/>
                     <w:szCs w:val="20"/>
                   </w:rPr>
-                  <m:t>=</m:t>
-                </m:r>
-                <m:r>
-                  <w:rPr>
-                    <w:rFonts w:ascii="Cambria Math" w:hAnsi="Cambria Math"/>
-                    <w:sz w:val="20"/>
-                    <w:szCs w:val="20"/>
-                  </w:rPr>
-                  <m:t>2π</m:t>
+                  <m:t>=2π</m:t>
                 </m:r>
                 <m:rad>
                   <m:radPr>
@@ -14536,23 +14352,7 @@
                     <w:sz w:val="20"/>
                     <w:szCs w:val="20"/>
                   </w:rPr>
-                  <m:t>=</m:t>
-                </m:r>
-                <m:r>
-                  <w:rPr>
-                    <w:rFonts w:ascii="Cambria Math" w:hAnsi="Cambria Math"/>
-                    <w:sz w:val="20"/>
-                    <w:szCs w:val="20"/>
-                  </w:rPr>
-                  <m:t>-</m:t>
-                </m:r>
-                <m:r>
-                  <w:rPr>
-                    <w:rFonts w:ascii="Cambria Math" w:hAnsi="Cambria Math"/>
-                    <w:sz w:val="20"/>
-                    <w:szCs w:val="20"/>
-                  </w:rPr>
-                  <m:t>A</m:t>
+                  <m:t>=-A</m:t>
                 </m:r>
                 <m:sSubSup>
                   <m:sSubSupPr>
@@ -16637,15 +16437,7 @@
                     <w:sz w:val="20"/>
                     <w:szCs w:val="20"/>
                   </w:rPr>
-                  <m:t>,</m:t>
-                </m:r>
-                <m:r>
-                  <w:rPr>
-                    <w:rFonts w:ascii="Cambria Math" w:eastAsiaTheme="minorEastAsia" w:hAnsi="Cambria Math"/>
-                    <w:sz w:val="20"/>
-                    <w:szCs w:val="20"/>
-                  </w:rPr>
-                  <m:t>A</m:t>
+                  <m:t>,A</m:t>
                 </m:r>
                 <m:acc>
                   <m:accPr>
@@ -17811,15 +17603,7 @@
                     <w:sz w:val="20"/>
                     <w:szCs w:val="20"/>
                   </w:rPr>
-                  <m:t>:</m:t>
-                </m:r>
-                <m:r>
-                  <w:rPr>
-                    <w:rFonts w:ascii="Cambria Math" w:eastAsiaTheme="minorEastAsia" w:hAnsi="Cambria Math"/>
-                    <w:sz w:val="20"/>
-                    <w:szCs w:val="20"/>
-                  </w:rPr>
-                  <m:t>Od, Q=</m:t>
+                  <m:t>:Od, Q=</m:t>
                 </m:r>
                 <m:f>
                   <m:fPr>
@@ -17859,31 +17643,7 @@
                     <w:sz w:val="20"/>
                     <w:szCs w:val="20"/>
                   </w:rPr>
-                  <m:t>:</m:t>
-                </m:r>
-                <m:r>
-                  <w:rPr>
-                    <w:rFonts w:ascii="Cambria Math" w:eastAsiaTheme="minorEastAsia" w:hAnsi="Cambria Math"/>
-                    <w:sz w:val="20"/>
-                    <w:szCs w:val="20"/>
-                  </w:rPr>
-                  <m:t>CD</m:t>
-                </m:r>
-                <m:r>
-                  <w:rPr>
-                    <w:rFonts w:ascii="Cambria Math" w:eastAsiaTheme="minorEastAsia" w:hAnsi="Cambria Math"/>
-                    <w:sz w:val="20"/>
-                    <w:szCs w:val="20"/>
-                  </w:rPr>
-                  <m:t>,</m:t>
-                </m:r>
-                <m:r>
-                  <w:rPr>
-                    <w:rFonts w:ascii="Cambria Math" w:eastAsiaTheme="minorEastAsia" w:hAnsi="Cambria Math"/>
-                    <w:sz w:val="20"/>
-                    <w:szCs w:val="20"/>
-                  </w:rPr>
-                  <m:t>Q&gt;</m:t>
+                  <m:t>:CD,Q&gt;</m:t>
                 </m:r>
                 <m:f>
                   <m:fPr>
@@ -17923,23 +17683,7 @@
                     <w:sz w:val="20"/>
                     <w:szCs w:val="20"/>
                   </w:rPr>
-                  <m:t>:</m:t>
-                </m:r>
-                <m:r>
-                  <w:rPr>
-                    <w:rFonts w:ascii="Cambria Math" w:eastAsiaTheme="minorEastAsia" w:hAnsi="Cambria Math"/>
-                    <w:sz w:val="20"/>
-                    <w:szCs w:val="20"/>
-                  </w:rPr>
-                  <m:t>U</m:t>
-                </m:r>
-                <m:r>
-                  <w:rPr>
-                    <w:rFonts w:ascii="Cambria Math" w:eastAsiaTheme="minorEastAsia" w:hAnsi="Cambria Math"/>
-                    <w:sz w:val="20"/>
-                    <w:szCs w:val="20"/>
-                  </w:rPr>
-                  <m:t>d</m:t>
+                  <m:t>:Ud</m:t>
                 </m:r>
               </m:oMath>
             </m:oMathPara>
@@ -17990,23 +17734,7 @@
                     <w:sz w:val="20"/>
                     <w:szCs w:val="20"/>
                   </w:rPr>
-                  <m:t>v=λf</m:t>
-                </m:r>
-                <m:r>
-                  <w:rPr>
-                    <w:rFonts w:ascii="Cambria Math" w:eastAsiaTheme="minorEastAsia" w:hAnsi="Cambria Math"/>
-                    <w:sz w:val="20"/>
-                    <w:szCs w:val="20"/>
-                  </w:rPr>
-                  <m:t>,</m:t>
-                </m:r>
-                <m:r>
-                  <w:rPr>
-                    <w:rFonts w:ascii="Cambria Math" w:eastAsiaTheme="minorEastAsia" w:hAnsi="Cambria Math"/>
-                    <w:sz w:val="20"/>
-                    <w:szCs w:val="20"/>
-                  </w:rPr>
-                  <m:t>y=ASin</m:t>
+                  <m:t>v=λf,y=ASin</m:t>
                 </m:r>
                 <m:d>
                   <m:dPr>
@@ -18220,15 +17948,7 @@
                     <w:sz w:val="20"/>
                     <w:szCs w:val="20"/>
                   </w:rPr>
-                  <m:t xml:space="preserve">  </m:t>
-                </m:r>
-                <m:r>
-                  <w:rPr>
-                    <w:rFonts w:ascii="Cambria Math" w:eastAsiaTheme="minorEastAsia" w:hAnsi="Cambria Math"/>
-                    <w:sz w:val="20"/>
-                    <w:szCs w:val="20"/>
-                  </w:rPr>
-                  <m:t>k=</m:t>
+                  <m:t xml:space="preserve">  k=</m:t>
                 </m:r>
                 <m:f>
                   <m:fPr>
@@ -18268,15 +17988,7 @@
                     <w:sz w:val="20"/>
                     <w:szCs w:val="20"/>
                   </w:rPr>
-                  <m:t xml:space="preserve"> </m:t>
-                </m:r>
-                <m:r>
-                  <w:rPr>
-                    <w:rFonts w:ascii="Cambria Math" w:eastAsiaTheme="minorEastAsia" w:hAnsi="Cambria Math"/>
-                    <w:sz w:val="20"/>
-                    <w:szCs w:val="20"/>
-                  </w:rPr>
-                  <m:t>[</m:t>
+                  <m:t xml:space="preserve"> [</m:t>
                 </m:r>
                 <m:f>
                   <m:fPr>
@@ -19650,15 +19362,7 @@
                     <w:sz w:val="20"/>
                     <w:szCs w:val="20"/>
                   </w:rPr>
-                  <m:t xml:space="preserve">Same f: </m:t>
-                </m:r>
-                <m:r>
-                  <w:rPr>
-                    <w:rFonts w:ascii="Cambria Math" w:eastAsiaTheme="minorEastAsia" w:hAnsi="Cambria Math"/>
-                    <w:sz w:val="20"/>
-                    <w:szCs w:val="20"/>
-                  </w:rPr>
-                  <m:t>2ACos</m:t>
+                  <m:t>Same f: 2ACos</m:t>
                 </m:r>
                 <m:d>
                   <m:dPr>
@@ -19738,15 +19442,7 @@
                     <w:sz w:val="20"/>
                     <w:szCs w:val="20"/>
                   </w:rPr>
-                  <m:t xml:space="preserve">diff f: </m:t>
-                </m:r>
-                <m:r>
-                  <w:rPr>
-                    <w:rFonts w:ascii="Cambria Math" w:eastAsiaTheme="minorEastAsia" w:hAnsi="Cambria Math"/>
-                    <w:sz w:val="20"/>
-                    <w:szCs w:val="20"/>
-                  </w:rPr>
-                  <m:t>y=2ASin</m:t>
+                  <m:t>diff f: y=2ASin</m:t>
                 </m:r>
                 <m:d>
                   <m:dPr>
@@ -20068,15 +19764,7 @@
                     <w:sz w:val="20"/>
                     <w:szCs w:val="20"/>
                   </w:rPr>
-                  <m:t>,</m:t>
-                </m:r>
-                <m:r>
-                  <w:rPr>
-                    <w:rFonts w:ascii="Cambria Math" w:eastAsiaTheme="minorEastAsia" w:hAnsi="Cambria Math"/>
-                    <w:sz w:val="20"/>
-                    <w:szCs w:val="20"/>
-                  </w:rPr>
-                  <m:t>ω=</m:t>
+                  <m:t>,ω=</m:t>
                 </m:r>
                 <m:f>
                   <m:fPr>
@@ -21153,15 +20841,7 @@
                     <w:sz w:val="20"/>
                     <w:szCs w:val="20"/>
                   </w:rPr>
-                  <m:t>,</m:t>
-                </m:r>
-                <m:r>
-                  <w:rPr>
-                    <w:rFonts w:ascii="Cambria Math" w:eastAsiaTheme="minorEastAsia" w:hAnsi="Cambria Math"/>
-                    <w:sz w:val="20"/>
-                    <w:szCs w:val="20"/>
-                  </w:rPr>
-                  <m:t>Sin</m:t>
+                  <m:t>,Sin</m:t>
                 </m:r>
                 <m:d>
                   <m:dPr>
@@ -21391,23 +21071,7 @@
                     <w:sz w:val="20"/>
                     <w:szCs w:val="20"/>
                   </w:rPr>
-                  <m:t>f</m:t>
-                </m:r>
-                <m:r>
-                  <w:rPr>
-                    <w:rFonts w:ascii="Cambria Math" w:eastAsiaTheme="minorEastAsia" w:hAnsi="Cambria Math"/>
-                    <w:sz w:val="20"/>
-                    <w:szCs w:val="20"/>
-                  </w:rPr>
-                  <m:t>,</m:t>
-                </m:r>
-                <m:r>
-                  <w:rPr>
-                    <w:rFonts w:ascii="Cambria Math" w:eastAsiaTheme="minorEastAsia" w:hAnsi="Cambria Math"/>
-                    <w:sz w:val="20"/>
-                    <w:szCs w:val="20"/>
-                  </w:rPr>
-                  <m:t>In:+ve, out-ve</m:t>
+                  <m:t>f,In:+ve, out-ve</m:t>
                 </m:r>
               </m:oMath>
             </m:oMathPara>
@@ -21789,7 +21453,7 @@
 </file>
 
 <file path=word/styles.xml><?xml version="1.0" encoding="utf-8"?>
-<w:styles xmlns:mc="http://schemas.openxmlformats.org/markup-compatibility/2006" xmlns:r="http://schemas.openxmlformats.org/officeDocument/2006/relationships" xmlns:w="http://schemas.openxmlformats.org/wordprocessingml/2006/main" xmlns:w14="http://schemas.microsoft.com/office/word/2010/wordml" xmlns:w15="http://schemas.microsoft.com/office/word/2012/wordml" xmlns:w16cex="http://schemas.microsoft.com/office/word/2018/wordml/cex" xmlns:w16cid="http://schemas.microsoft.com/office/word/2016/wordml/cid" xmlns:w16="http://schemas.microsoft.com/office/word/2018/wordml" xmlns:w16sdtdh="http://schemas.microsoft.com/office/word/2020/wordml/sdtdatahash" xmlns:w16se="http://schemas.microsoft.com/office/word/2015/wordml/symex" mc:Ignorable="w14 w15 w16se w16cid w16 w16cex w16sdtdh">
+<w:styles xmlns:mc="http://schemas.openxmlformats.org/markup-compatibility/2006" xmlns:r="http://schemas.openxmlformats.org/officeDocument/2006/relationships" xmlns:w="http://schemas.openxmlformats.org/wordprocessingml/2006/main" xmlns:w14="http://schemas.microsoft.com/office/word/2010/wordml" xmlns:w15="http://schemas.microsoft.com/office/word/2012/wordml" xmlns:w16cex="http://schemas.microsoft.com/office/word/2018/wordml/cex" xmlns:w16cid="http://schemas.microsoft.com/office/word/2016/wordml/cid" xmlns:w16="http://schemas.microsoft.com/office/word/2018/wordml" xmlns:w16sdtdh="http://schemas.microsoft.com/office/word/2020/wordml/sdtdatahash" xmlns:w16sdtfl="http://schemas.microsoft.com/office/word/2024/wordml/sdtformatlock" xmlns:w16se="http://schemas.microsoft.com/office/word/2015/wordml/symex" xmlns:w16du="http://schemas.microsoft.com/office/word/2023/wordml/word16du" mc:Ignorable="w14 w15 w16se w16cid w16 w16cex w16sdtdh w16sdtfl w16du">
   <w:docDefaults>
     <w:rPrDefault>
       <w:rPr>
